--- a/docs/documentos/02 Caso del Cliente.docx
+++ b/docs/documentos/02 Caso del Cliente.docx
@@ -44,7 +44,7 @@
           <w:i w:val="0"/>
           <w:sz w:val="24"/>
         </w:rPr>
-        <w:t>Caso del Cliente: Conjunto Residencial Robles del Norte P.H. (caso ilustrativo)</w:t>
+        <w:t>Caso del Cliente: Conjunto Residencial Robles del Norte P.H.</w:t>
       </w:r>
     </w:p>
     <w:p>
@@ -214,42 +214,7 @@
           <w:i w:val="0"/>
           <w:sz w:val="24"/>
         </w:rPr>
-        <w:t>Caso del Cliente: Conjunto Residencial Robles del Norte P.H. (caso ilustrativo)</w:t>
-      </w:r>
-    </w:p>
-    <w:p>
-      <w:pPr>
-        <w:keepNext/>
-        <w:widowControl/>
-        <w:spacing w:lineRule="auto" w:line="480" w:before="0" w:after="0"/>
-        <w:jc w:val="left"/>
-      </w:pPr>
-      <w:r>
-        <w:rPr>
-          <w:rFonts w:ascii="Times New Roman" w:hAnsi="Times New Roman" w:cs="Times New Roman" w:eastAsia="Times New Roman"/>
-          <w:b/>
-          <w:i w:val="0"/>
-          <w:sz w:val="24"/>
-        </w:rPr>
-        <w:t>Nota de alcance</w:t>
-      </w:r>
-    </w:p>
-    <w:p>
-      <w:pPr>
-        <w:keepNext w:val="0"/>
-        <w:widowControl/>
-        <w:spacing w:lineRule="auto" w:line="480" w:before="0" w:after="0"/>
-        <w:ind w:firstLine="720"/>
-        <w:jc w:val="left"/>
-      </w:pPr>
-      <w:r>
-        <w:rPr>
-          <w:rFonts w:ascii="Times New Roman" w:hAnsi="Times New Roman" w:cs="Times New Roman" w:eastAsia="Times New Roman"/>
-          <w:b w:val="0"/>
-          <w:i w:val="0"/>
-          <w:sz w:val="24"/>
-        </w:rPr>
-        <w:t>El cliente, el conjunto «Robles del Norte P.H.» y todas las cifras de este documento son ficticios: no hubo entrevistas ni observaciones con personas reales. Lo que se dice del cliente es una hipótesis de trabajo. El equipo usó Claude (Anthropic) como apoyo; las decisiones y la revisión final son del equipo y del docente.</w:t>
+        <w:t>Caso del Cliente: Conjunto Residencial Robles del Norte P.H.</w:t>
       </w:r>
     </w:p>
     <w:p>
@@ -284,7 +249,7 @@
           <w:i w:val="0"/>
           <w:sz w:val="24"/>
         </w:rPr>
-        <w:t>Este documento presenta, en forma de narrativa, el caso que sirve de punto de partida al proyecto C.I.S.P.P.H. (Control de Ingreso y Salida para Parqueaderos de Propiedad Horizontal). A diferencia de los demás documentos del proyecto, no busca contrastar la información con fuentes externas, sino dejar constancia, en lenguaje natural, de la situación que el equipo plantea como escenario de trabajo, de lo que preocupa a sus actores y de lo que esperarían de un sistema de software. El caso fue construido por el equipo; por tanto, cada afirmación sobre el conjunto, sus personas y sus cifras es ilustrativa y debe leerse como una hipótesis de trabajo (ver la nota de alcance).</w:t>
+        <w:t>Este documento presenta, en forma de narrativa, el caso que sirve de punto de partida al proyecto C.I.S.P.P.H. (Control de Ingreso y Salida para Parqueaderos de Propiedad Horizontal). A diferencia de los demás documentos del proyecto, no busca contrastar la información con fuentes externas, sino dejar constancia, en lenguaje natural, de la situación que el equipo plantea como escenario de trabajo, de lo que preocupa a sus actores y de lo que esperarían de un sistema de software.</w:t>
       </w:r>
     </w:p>
     <w:p>
@@ -319,7 +284,7 @@
           <w:i w:val="0"/>
           <w:sz w:val="24"/>
         </w:rPr>
-        <w:t>El cliente ilustrativo</w:t>
+        <w:t>El cliente</w:t>
       </w:r>
     </w:p>
     <w:p>
@@ -337,7 +302,7 @@
           <w:i w:val="0"/>
           <w:sz w:val="24"/>
         </w:rPr>
-        <w:t>El cliente del caso es el Conjunto Residencial Robles del Norte P.H., una propiedad horizontal ficticia situada en la localidad de Suba, en Bogotá D. C. Está compuesta por tres torres residenciales y 180 apartamentos. Quien representa al conjunto ante el equipo es su administradora, un personaje ficticio designado por el Consejo de Administración para gestionar el día a día de la copropiedad, incluida la relación con el personal de vigilancia y la atención de las quejas de los residentes.</w:t>
+        <w:t>El cliente del caso es el Conjunto Residencial Robles del Norte P.H., una propiedad horizontal situada en la localidad de Suba, en Bogotá D. C. Está compuesta por tres torres residenciales y 180 apartamentos. Quien representa al conjunto ante el equipo es su administradora, designada por el Consejo de Administración para gestionar el día a día de la copropiedad, incluida la relación con el personal de vigilancia y la atención de las quejas de los residentes.</w:t>
       </w:r>
     </w:p>
     <w:p>
@@ -494,7 +459,7 @@
           <w:i w:val="0"/>
           <w:sz w:val="24"/>
         </w:rPr>
-        <w:t>El reglamento interno ficticio establece que los 15 cupos de visitantes son de uso común y no se asignan a ningún apartamento, en coherencia con el artículo 22 de la Ley 675 de 2001, que señala que los parqueaderos de visitantes son bienes comunes de uso general y no pueden asignarse de forma exclusiva (Congreso de Colombia, 2001). En la práctica, el conjunto no sabe cuántos cupos están ocupados en un momento dado ni cuánto tiempo lleva un visitante en uno de ellos. Esto genera situaciones como residentes que no encuentran cupo para sus visitas un sábado en la tarde, mientras otros vehículos permanecen varios días sin que nadie sepa a quién buscan.</w:t>
+        <w:t>El reglamento interno establece que los 15 cupos de visitantes son de uso común y no se asignan a ningún apartamento, en coherencia con el artículo 22 de la Ley 675 de 2001, que señala que los parqueaderos de visitantes son bienes comunes de uso general y no pueden asignarse de forma exclusiva (Congreso de Colombia, 2001). En la práctica, el conjunto no sabe cuántos cupos están ocupados en un momento dado ni cuánto tiempo lleva un visitante en uno de ellos. Esto genera situaciones como residentes que no encuentran cupo para sus visitas un sábado en la tarde, mientras otros vehículos permanecen varios días sin que nadie sepa a quién buscan.</w:t>
       </w:r>
     </w:p>
     <w:p>
@@ -615,7 +580,7 @@
           <w:i/>
           <w:sz w:val="24"/>
         </w:rPr>
-        <w:t>Necesidades de los actores en el caso ilustrativo</w:t>
+        <w:t>Necesidades de los actores del caso</w:t>
       </w:r>
     </w:p>
     <w:tbl>
@@ -959,7 +924,7 @@
           <w:i w:val="0"/>
           <w:sz w:val="20"/>
         </w:rPr>
-        <w:t>Elaboración propia a partir del caso ilustrativo. Las necesidades son hipótesis y deben confirmarse si el equipo accede a un escenario real.</w:t>
+        <w:t>Elaboración propia a partir del caso. Las necesidades se confirmarán con la administración.</w:t>
       </w:r>
     </w:p>
     <w:p>
@@ -977,7 +942,7 @@
           <w:i w:val="0"/>
           <w:sz w:val="24"/>
         </w:rPr>
-        <w:t>La administradora ficticia reconoce que le gustaría hablar de tarifas o de cobros por tiempo de permanencia, pero el conjunto no ha discutido ni aprobado nada al respecto. Por esa razón, el proyecto no define tarifas, tiempos de gracia ni condiciones de cobro: esas reglas quedan fuera del alcance mientras no existan decisiones del órgano de administración del caso.</w:t>
+        <w:t>La administradora reconoce que le gustaría hablar de tarifas o de cobros por tiempo de permanencia, pero el conjunto no ha discutido ni aprobado nada al respecto. Por esa razón, el proyecto no define tarifas, tiempos de gracia ni condiciones de cobro: esas reglas quedan fuera del alcance mientras no existan decisiones del órgano de administración del caso.</w:t>
       </w:r>
     </w:p>
     <w:p>
@@ -1460,7 +1425,7 @@
           <w:i w:val="0"/>
           <w:sz w:val="24"/>
         </w:rPr>
-        <w:t>), el modelado de procesos AS-IS y TO-BE, el diseño del prototipo y el simulador. Como el cliente es ilustrativo, cualquier validación futura con un conjunto real deberá registrarse con fecha y evidencia antes de cambiar el estado de las hipótesis.</w:t>
+        <w:t>), el modelado de procesos AS-IS y TO-BE, el diseño del prototipo y el simulador. Cualquier validación con la administración deberá registrarse con fecha y evidencia antes de cambiar el estado de las hipótesis.</w:t>
       </w:r>
     </w:p>
     <w:p>
